--- a/docs/NWGS_Grid_REFERENCES.docx
+++ b/docs/NWGS_Grid_REFERENCES.docx
@@ -358,10 +358,10 @@
           <w:i/>
           <w:iCs/>
         </w:rPr>
-        <w:t xml:space="preserve">medRxiv</w:t>
-      </w:r>
-      <w:r>
-        <w:t xml:space="preserve">. 2025. → https://doi.org/10.1101/2025.04.02.25325128 </w:t>
+        <w:t xml:space="preserve">Nature Communications</w:t>
+      </w:r>
+      <w:r>
+        <w:t xml:space="preserve">. 2026;17:4680. → https://doi.org/10.1038/s41467-026-71195-4 </w:t>
       </w:r>
       <w:r>
         <w:rPr>
@@ -371,17 +371,7 @@
         <w:t xml:space="preserve">Access: Free</w:t>
       </w:r>
       <w:r>
-        <w:t xml:space="preserve"> (preprint; also published in </w:t>
-      </w:r>
-      <w:r>
-        <w:rPr>
-          <w:i/>
-          <w:iCs/>
-        </w:rPr>
-        <w:t xml:space="preserve">Nature Communications</w:t>
-      </w:r>
-      <w:r>
-        <w:t xml:space="preserve"> — cite the journal version once its volume and DOI are confirmed)</w:t>
+        <w:t xml:space="preserve"> (open access, CC BY 4.0)</w:t>
       </w:r>
     </w:p>
     <w:p>
@@ -401,7 +391,35 @@
         <w:t xml:space="preserve">Averaged</w:t>
       </w:r>
       <w:r>
-        <w:t xml:space="preserve"> sheet unchanged; the detection calls, z-scores and outlier flags are the authors', not derived here. Analysis data: https://purl.stanford.edu/vb318cm9509</w:t>
+        <w:t xml:space="preserve"> sheet unchanged; the detection calls, z-scores and outlier flags are the authors', not derived here.</w:t>
+      </w:r>
+    </w:p>
+    <w:p>
+      <w:pPr>
+        <w:spacing w:after="120" w:line="276"/>
+      </w:pPr>
+      <w:r>
+        <w:t xml:space="preserve">The CC BY 4.0 licence permits this reuse provided the work is credited, the licence is linked, and any changes are stated. The stored copy is unmodified apart from being re-exported at full numeric precision, which is recorded in </w:t>
+      </w:r>
+      <w:r>
+        <w:rPr>
+          <w:rFonts w:ascii="Consolas" w:cs="Consolas" w:eastAsia="Consolas" w:hAnsi="Consolas"/>
+          <w:color w:val="6E1F2B"/>
+          <w:sz w:val="18"/>
+          <w:szCs w:val="18"/>
+        </w:rPr>
+        <w:t xml:space="preserve">static_inputs/README.md</w:t>
+      </w:r>
+      <w:r>
+        <w:t xml:space="preserve">.</w:t>
+      </w:r>
+    </w:p>
+    <w:p>
+      <w:pPr>
+        <w:spacing w:after="120" w:line="276"/>
+      </w:pPr>
+      <w:r>
+        <w:t xml:space="preserve">Underlying data: https://doi.org/10.5281/ZENODO.18749049 (Zenodo), also at https://purl.stanford.edu/vb318cm9509</w:t>
       </w:r>
     </w:p>
     <w:p>

--- a/docs/NWGS_Grid_REFERENCES.docx
+++ b/docs/NWGS_Grid_REFERENCES.docx
@@ -1565,6 +1565,246 @@
                 <w:sz w:val="18"/>
                 <w:szCs w:val="18"/>
               </w:rPr>
+              <w:t xml:space="preserve">Robert Koch Institute AMELAG</w:t>
+            </w:r>
+          </w:p>
+        </w:tc>
+        <w:tc>
+          <w:tcPr>
+            <w:tcW w:type="dxa" w:w="1731"/>
+            <w:tcMar>
+              <w:top w:type="dxa" w:w="60"/>
+              <w:left w:type="dxa" w:w="108"/>
+              <w:bottom w:type="dxa" w:w="60"/>
+              <w:right w:type="dxa" w:w="108"/>
+            </w:tcMar>
+          </w:tcPr>
+          <w:p>
+            <w:pPr>
+              <w:spacing w:after="0" w:line="240"/>
+            </w:pPr>
+            <w:r>
+              <w:rPr>
+                <w:sz w:val="18"/>
+                <w:szCs w:val="18"/>
+              </w:rPr>
+              <w:t xml:space="preserve">RKI (Germany)</w:t>
+            </w:r>
+          </w:p>
+        </w:tc>
+        <w:tc>
+          <w:tcPr>
+            <w:tcW w:type="dxa" w:w="1731"/>
+            <w:tcMar>
+              <w:top w:type="dxa" w:w="60"/>
+              <w:left w:type="dxa" w:w="108"/>
+              <w:bottom w:type="dxa" w:w="60"/>
+              <w:right w:type="dxa" w:w="108"/>
+            </w:tcMar>
+          </w:tcPr>
+          <w:p>
+            <w:pPr>
+              <w:spacing w:after="0" w:line="240"/>
+            </w:pPr>
+            <w:r>
+              <w:rPr>
+                <w:sz w:val="18"/>
+                <w:szCs w:val="18"/>
+              </w:rPr>
+              <w:t xml:space="preserve">The open national feed named on Global coverage</w:t>
+            </w:r>
+          </w:p>
+        </w:tc>
+        <w:tc>
+          <w:tcPr>
+            <w:tcW w:type="dxa" w:w="1731"/>
+            <w:tcMar>
+              <w:top w:type="dxa" w:w="60"/>
+              <w:left w:type="dxa" w:w="108"/>
+              <w:bottom w:type="dxa" w:w="60"/>
+              <w:right w:type="dxa" w:w="108"/>
+            </w:tcMar>
+          </w:tcPr>
+          <w:p>
+            <w:pPr>
+              <w:spacing w:after="0" w:line="240"/>
+            </w:pPr>
+            <w:r>
+              <w:rPr>
+                <w:sz w:val="18"/>
+                <w:szCs w:val="18"/>
+              </w:rPr>
+              <w:t xml:space="preserve">https://github.com/robert-koch-institut/Abwassersurveillance_AMELAG</w:t>
+            </w:r>
+          </w:p>
+        </w:tc>
+        <w:tc>
+          <w:tcPr>
+            <w:tcW w:type="dxa" w:w="1733"/>
+            <w:tcMar>
+              <w:top w:type="dxa" w:w="60"/>
+              <w:left w:type="dxa" w:w="108"/>
+              <w:bottom w:type="dxa" w:w="60"/>
+              <w:right w:type="dxa" w:w="108"/>
+            </w:tcMar>
+          </w:tcPr>
+          <w:p>
+            <w:pPr>
+              <w:spacing w:after="0" w:line="240"/>
+            </w:pPr>
+            <w:r>
+              <w:rPr>
+                <w:sz w:val="18"/>
+                <w:szCs w:val="18"/>
+              </w:rPr>
+              <w:t xml:space="preserve">CC BY 4.0</w:t>
+            </w:r>
+          </w:p>
+        </w:tc>
+      </w:tr>
+      <w:tr>
+        <w:trPr>
+          <w:tblHeader w:val="off"/>
+        </w:trPr>
+        <w:tc>
+          <w:tcPr>
+            <w:tcW w:type="dxa" w:w="2434"/>
+            <w:tcMar>
+              <w:top w:type="dxa" w:w="60"/>
+              <w:left w:type="dxa" w:w="108"/>
+              <w:bottom w:type="dxa" w:w="60"/>
+              <w:right w:type="dxa" w:w="108"/>
+            </w:tcMar>
+          </w:tcPr>
+          <w:p>
+            <w:pPr>
+              <w:spacing w:after="0" w:line="240"/>
+            </w:pPr>
+            <w:r>
+              <w:rPr>
+                <w:sz w:val="18"/>
+                <w:szCs w:val="18"/>
+              </w:rPr>
+              <w:t xml:space="preserve">UniProtKB curated feature table</w:t>
+            </w:r>
+          </w:p>
+        </w:tc>
+        <w:tc>
+          <w:tcPr>
+            <w:tcW w:type="dxa" w:w="1731"/>
+            <w:tcMar>
+              <w:top w:type="dxa" w:w="60"/>
+              <w:left w:type="dxa" w:w="108"/>
+              <w:bottom w:type="dxa" w:w="60"/>
+              <w:right w:type="dxa" w:w="108"/>
+            </w:tcMar>
+          </w:tcPr>
+          <w:p>
+            <w:pPr>
+              <w:spacing w:after="0" w:line="240"/>
+            </w:pPr>
+            <w:r>
+              <w:rPr>
+                <w:sz w:val="18"/>
+                <w:szCs w:val="18"/>
+              </w:rPr>
+              <w:t xml:space="preserve">UniProt Consortium</w:t>
+            </w:r>
+          </w:p>
+        </w:tc>
+        <w:tc>
+          <w:tcPr>
+            <w:tcW w:type="dxa" w:w="1731"/>
+            <w:tcMar>
+              <w:top w:type="dxa" w:w="60"/>
+              <w:left w:type="dxa" w:w="108"/>
+              <w:bottom w:type="dxa" w:w="60"/>
+              <w:right w:type="dxa" w:w="108"/>
+            </w:tcMar>
+          </w:tcPr>
+          <w:p>
+            <w:pPr>
+              <w:spacing w:after="0" w:line="240"/>
+            </w:pPr>
+            <w:r>
+              <w:rPr>
+                <w:sz w:val="18"/>
+                <w:szCs w:val="18"/>
+              </w:rPr>
+              <w:t xml:space="preserve">Functional regions on Protein structures</w:t>
+            </w:r>
+          </w:p>
+        </w:tc>
+        <w:tc>
+          <w:tcPr>
+            <w:tcW w:type="dxa" w:w="1731"/>
+            <w:tcMar>
+              <w:top w:type="dxa" w:w="60"/>
+              <w:left w:type="dxa" w:w="108"/>
+              <w:bottom w:type="dxa" w:w="60"/>
+              <w:right w:type="dxa" w:w="108"/>
+            </w:tcMar>
+          </w:tcPr>
+          <w:p>
+            <w:pPr>
+              <w:spacing w:after="0" w:line="240"/>
+            </w:pPr>
+            <w:r>
+              <w:rPr>
+                <w:sz w:val="18"/>
+                <w:szCs w:val="18"/>
+              </w:rPr>
+              <w:t xml:space="preserve">https://www.uniprot.org</w:t>
+            </w:r>
+          </w:p>
+        </w:tc>
+        <w:tc>
+          <w:tcPr>
+            <w:tcW w:type="dxa" w:w="1733"/>
+            <w:tcMar>
+              <w:top w:type="dxa" w:w="60"/>
+              <w:left w:type="dxa" w:w="108"/>
+              <w:bottom w:type="dxa" w:w="60"/>
+              <w:right w:type="dxa" w:w="108"/>
+            </w:tcMar>
+          </w:tcPr>
+          <w:p>
+            <w:pPr>
+              <w:spacing w:after="0" w:line="240"/>
+            </w:pPr>
+            <w:r>
+              <w:rPr>
+                <w:sz w:val="18"/>
+                <w:szCs w:val="18"/>
+              </w:rPr>
+              <w:t xml:space="preserve">CC BY 4.0</w:t>
+            </w:r>
+          </w:p>
+        </w:tc>
+      </w:tr>
+      <w:tr>
+        <w:trPr>
+          <w:tblHeader w:val="off"/>
+        </w:trPr>
+        <w:tc>
+          <w:tcPr>
+            <w:tcW w:type="dxa" w:w="2434"/>
+            <w:tcMar>
+              <w:top w:type="dxa" w:w="60"/>
+              <w:left w:type="dxa" w:w="108"/>
+              <w:bottom w:type="dxa" w:w="60"/>
+              <w:right w:type="dxa" w:w="108"/>
+            </w:tcMar>
+          </w:tcPr>
+          <w:p>
+            <w:pPr>
+              <w:spacing w:after="0" w:line="240"/>
+            </w:pPr>
+            <w:r>
+              <w:rPr>
+                <w:sz w:val="18"/>
+                <w:szCs w:val="18"/>
+              </w:rPr>
               <w:t xml:space="preserve">TIGER/Line county boundaries, 2025</w:t>
             </w:r>
           </w:p>
@@ -2945,7 +3185,7 @@
           <w:sz w:val="17"/>
           <w:szCs w:val="17"/>
         </w:rPr>
-        <w:t xml:space="preserve">Franklin, V. L. (2026). NWGS Grid™: National Wastewater Genomic Surveillance</w:t>
+        <w:t xml:space="preserve">Franklin, V. L. (2026). NWGS Grid™: National Wastewater Genomics Smart Grid</w:t>
       </w:r>
     </w:p>
     <w:p>
@@ -2965,7 +3205,7 @@
           <w:sz w:val="17"/>
           <w:szCs w:val="17"/>
         </w:rPr>
-        <w:t xml:space="preserve">Grid [Software and web dashboard]. Release &lt;run_id&gt;.</w:t>
+        <w:t xml:space="preserve">[Software and web dashboard]. Release &lt;run_id&gt;.</w:t>
       </w:r>
     </w:p>
     <w:p>
